--- a/zht/docx/078.content.docx
+++ b/zht/docx/078.content.docx
@@ -487,18 +487,12 @@
           <w:lang w:val="zh_TW" w:bidi="zh_TW"/>
         </w:rPr>
       </w:r>
-      <w:hyperlink r:id="rId13">
-        <w:r>
-          <w:rPr>
-            <w:lang w:val="zh_TW" w:bidi="zh_TW"/>
-          </w:rPr>
-          <w:rPr>
-            <w:color w:val="0000EE"/>
-            <w:u w:val="single"/>
-          </w:rPr>
-          <w:t>提摩太後書4:1–2</w:t>
-        </w:r>
-      </w:hyperlink>
+      <w:r>
+        <w:rPr>
+          <w:lang w:val="zh_TW" w:bidi="zh_TW"/>
+        </w:rPr>
+        <w:t>提摩太後書4:1–2</w:t>
+      </w:r>
     </w:p>
     <w:p>
       <w:pPr>
@@ -511,18 +505,12 @@
           <w:lang w:val="zh_TW" w:bidi="zh_TW"/>
         </w:rPr>
       </w:r>
-      <w:hyperlink r:id="rId14">
-        <w:r>
-          <w:rPr>
-            <w:lang w:val="zh_TW" w:bidi="zh_TW"/>
-          </w:rPr>
-          <w:rPr>
-            <w:color w:val="0000EE"/>
-            <w:u w:val="single"/>
-          </w:rPr>
-          <w:t>使徒行傳8:4–5</w:t>
-        </w:r>
-      </w:hyperlink>
+      <w:r>
+        <w:rPr>
+          <w:lang w:val="zh_TW" w:bidi="zh_TW"/>
+        </w:rPr>
+        <w:t>使徒行傳8:4–5</w:t>
+      </w:r>
     </w:p>
     <w:p>
       <w:pPr>
@@ -535,18 +523,12 @@
           <w:lang w:val="zh_TW" w:bidi="zh_TW"/>
         </w:rPr>
       </w:r>
-      <w:hyperlink r:id="rId15">
-        <w:r>
-          <w:rPr>
-            <w:lang w:val="zh_TW" w:bidi="zh_TW"/>
-          </w:rPr>
-          <w:rPr>
-            <w:color w:val="0000EE"/>
-            <w:u w:val="single"/>
-          </w:rPr>
-          <w:t>使徒行傳10:42–43</w:t>
-        </w:r>
-      </w:hyperlink>
+      <w:r>
+        <w:rPr>
+          <w:lang w:val="zh_TW" w:bidi="zh_TW"/>
+        </w:rPr>
+        <w:t>使徒行傳10:42–43</w:t>
+      </w:r>
     </w:p>
     <w:p>
       <w:pPr>
@@ -559,18 +541,12 @@
           <w:lang w:val="zh_TW" w:bidi="zh_TW"/>
         </w:rPr>
       </w:r>
-      <w:hyperlink r:id="rId16">
-        <w:r>
-          <w:rPr>
-            <w:lang w:val="zh_TW" w:bidi="zh_TW"/>
-          </w:rPr>
-          <w:rPr>
-            <w:color w:val="0000EE"/>
-            <w:u w:val="single"/>
-          </w:rPr>
-          <w:t>使徒行傳14:21–22</w:t>
-        </w:r>
-      </w:hyperlink>
+      <w:r>
+        <w:rPr>
+          <w:lang w:val="zh_TW" w:bidi="zh_TW"/>
+        </w:rPr>
+        <w:t>使徒行傳14:21–22</w:t>
+      </w:r>
     </w:p>
     <w:p>
       <w:pPr>
@@ -583,18 +559,12 @@
           <w:lang w:val="zh_TW" w:bidi="zh_TW"/>
         </w:rPr>
       </w:r>
-      <w:hyperlink r:id="rId17">
-        <w:r>
-          <w:rPr>
-            <w:lang w:val="zh_TW" w:bidi="zh_TW"/>
-          </w:rPr>
-          <w:rPr>
-            <w:color w:val="0000EE"/>
-            <w:u w:val="single"/>
-          </w:rPr>
-          <w:t>使徒行傳20:25</w:t>
-        </w:r>
-      </w:hyperlink>
+      <w:r>
+        <w:rPr>
+          <w:lang w:val="zh_TW" w:bidi="zh_TW"/>
+        </w:rPr>
+        <w:t>使徒行傳20:25</w:t>
+      </w:r>
     </w:p>
     <w:p>
       <w:pPr>
@@ -607,18 +577,12 @@
           <w:lang w:val="zh_TW" w:bidi="zh_TW"/>
         </w:rPr>
       </w:r>
-      <w:hyperlink r:id="rId18">
-        <w:r>
-          <w:rPr>
-            <w:lang w:val="zh_TW" w:bidi="zh_TW"/>
-          </w:rPr>
-          <w:rPr>
-            <w:color w:val="0000EE"/>
-            <w:u w:val="single"/>
-          </w:rPr>
-          <w:t>路加福音4:42</w:t>
-        </w:r>
-      </w:hyperlink>
+      <w:r>
+        <w:rPr>
+          <w:lang w:val="zh_TW" w:bidi="zh_TW"/>
+        </w:rPr>
+        <w:t>路加福音4:42</w:t>
+      </w:r>
     </w:p>
     <w:p>
       <w:pPr>
@@ -631,18 +595,12 @@
           <w:lang w:val="zh_TW" w:bidi="zh_TW"/>
         </w:rPr>
       </w:r>
-      <w:hyperlink r:id="rId19">
-        <w:r>
-          <w:rPr>
-            <w:lang w:val="zh_TW" w:bidi="zh_TW"/>
-          </w:rPr>
-          <w:rPr>
-            <w:color w:val="0000EE"/>
-            <w:u w:val="single"/>
-          </w:rPr>
-          <w:t>馬太福音3:1–3</w:t>
-        </w:r>
-      </w:hyperlink>
+      <w:r>
+        <w:rPr>
+          <w:lang w:val="zh_TW" w:bidi="zh_TW"/>
+        </w:rPr>
+        <w:t>馬太福音3:1–3</w:t>
+      </w:r>
     </w:p>
     <w:p>
       <w:pPr>
@@ -655,18 +613,12 @@
           <w:lang w:val="zh_TW" w:bidi="zh_TW"/>
         </w:rPr>
       </w:r>
-      <w:hyperlink r:id="rId20">
-        <w:r>
-          <w:rPr>
-            <w:lang w:val="zh_TW" w:bidi="zh_TW"/>
-          </w:rPr>
-          <w:rPr>
-            <w:color w:val="0000EE"/>
-            <w:u w:val="single"/>
-          </w:rPr>
-          <w:t>馬太福音4:17</w:t>
-        </w:r>
-      </w:hyperlink>
+      <w:r>
+        <w:rPr>
+          <w:lang w:val="zh_TW" w:bidi="zh_TW"/>
+        </w:rPr>
+        <w:t>馬太福音4:17</w:t>
+      </w:r>
     </w:p>
     <w:p>
       <w:pPr>
@@ -679,18 +631,12 @@
           <w:lang w:val="zh_TW" w:bidi="zh_TW"/>
         </w:rPr>
       </w:r>
-      <w:hyperlink r:id="rId21">
-        <w:r>
-          <w:rPr>
-            <w:lang w:val="zh_TW" w:bidi="zh_TW"/>
-          </w:rPr>
-          <w:rPr>
-            <w:color w:val="0000EE"/>
-            <w:u w:val="single"/>
-          </w:rPr>
-          <w:t>馬太福音12:41</w:t>
-        </w:r>
-      </w:hyperlink>
+      <w:r>
+        <w:rPr>
+          <w:lang w:val="zh_TW" w:bidi="zh_TW"/>
+        </w:rPr>
+        <w:t>馬太福音12:41</w:t>
+      </w:r>
     </w:p>
     <w:p>
       <w:pPr>
@@ -703,18 +649,12 @@
           <w:lang w:val="zh_TW" w:bidi="zh_TW"/>
         </w:rPr>
       </w:r>
-      <w:hyperlink r:id="rId22">
-        <w:r>
-          <w:rPr>
-            <w:lang w:val="zh_TW" w:bidi="zh_TW"/>
-          </w:rPr>
-          <w:rPr>
-            <w:color w:val="0000EE"/>
-            <w:u w:val="single"/>
-          </w:rPr>
-          <w:t>馬太福音24:14</w:t>
-        </w:r>
-      </w:hyperlink>
+      <w:r>
+        <w:rPr>
+          <w:lang w:val="zh_TW" w:bidi="zh_TW"/>
+        </w:rPr>
+        <w:t>馬太福音24:14</w:t>
+      </w:r>
     </w:p>
     <w:p>
       <w:pPr>
@@ -727,18 +667,12 @@
           <w:lang w:val="zh_TW" w:bidi="zh_TW"/>
         </w:rPr>
       </w:r>
-      <w:hyperlink r:id="rId23">
-        <w:r>
-          <w:rPr>
-            <w:lang w:val="zh_TW" w:bidi="zh_TW"/>
-          </w:rPr>
-          <w:rPr>
-            <w:color w:val="0000EE"/>
-            <w:u w:val="single"/>
-          </w:rPr>
-          <w:t>使徒行傳9:20–22</w:t>
-        </w:r>
-      </w:hyperlink>
+      <w:r>
+        <w:rPr>
+          <w:lang w:val="zh_TW" w:bidi="zh_TW"/>
+        </w:rPr>
+        <w:t>使徒行傳9:20–22</w:t>
+      </w:r>
     </w:p>
     <w:p>
       <w:pPr>
@@ -751,18 +685,12 @@
           <w:lang w:val="zh_TW" w:bidi="zh_TW"/>
         </w:rPr>
       </w:r>
-      <w:hyperlink r:id="rId24">
-        <w:r>
-          <w:rPr>
-            <w:lang w:val="zh_TW" w:bidi="zh_TW"/>
-          </w:rPr>
-          <w:rPr>
-            <w:color w:val="0000EE"/>
-            <w:u w:val="single"/>
-          </w:rPr>
-          <w:t>使徒行傳13:38–39</w:t>
-        </w:r>
-      </w:hyperlink>
+      <w:r>
+        <w:rPr>
+          <w:lang w:val="zh_TW" w:bidi="zh_TW"/>
+        </w:rPr>
+        <w:t>使徒行傳13:38–39</w:t>
+      </w:r>
     </w:p>
     <w:p>
       <w:pPr>
@@ -775,18 +703,12 @@
           <w:lang w:val="zh_TW" w:bidi="zh_TW"/>
         </w:rPr>
       </w:r>
-      <w:hyperlink r:id="rId25">
-        <w:r>
-          <w:rPr>
-            <w:lang w:val="zh_TW" w:bidi="zh_TW"/>
-          </w:rPr>
-          <w:rPr>
-            <w:color w:val="0000EE"/>
-            <w:u w:val="single"/>
-          </w:rPr>
-          <w:t>約拿書3:1–3</w:t>
-        </w:r>
-      </w:hyperlink>
+      <w:r>
+        <w:rPr>
+          <w:lang w:val="zh_TW" w:bidi="zh_TW"/>
+        </w:rPr>
+        <w:t>約拿書3:1–3</w:t>
+      </w:r>
     </w:p>
     <w:p>
       <w:pPr>
@@ -799,18 +721,12 @@
           <w:lang w:val="zh_TW" w:bidi="zh_TW"/>
         </w:rPr>
       </w:r>
-      <w:hyperlink r:id="rId26">
-        <w:r>
-          <w:rPr>
-            <w:lang w:val="zh_TW" w:bidi="zh_TW"/>
-          </w:rPr>
-          <w:rPr>
-            <w:color w:val="0000EE"/>
-            <w:u w:val="single"/>
-          </w:rPr>
-          <w:t>路加福音4:18–19</w:t>
-        </w:r>
-      </w:hyperlink>
+      <w:r>
+        <w:rPr>
+          <w:lang w:val="zh_TW" w:bidi="zh_TW"/>
+        </w:rPr>
+        <w:t>路加福音4:18–19</w:t>
+      </w:r>
     </w:p>
     <w:p>
       <w:pPr>
@@ -823,18 +739,12 @@
           <w:lang w:val="zh_TW" w:bidi="zh_TW"/>
         </w:rPr>
       </w:r>
-      <w:hyperlink r:id="rId27">
-        <w:r>
-          <w:rPr>
-            <w:lang w:val="zh_TW" w:bidi="zh_TW"/>
-          </w:rPr>
-          <w:rPr>
-            <w:color w:val="0000EE"/>
-            <w:u w:val="single"/>
-          </w:rPr>
-          <w:t>馬可福音1:14–15</w:t>
-        </w:r>
-      </w:hyperlink>
+      <w:r>
+        <w:rPr>
+          <w:lang w:val="zh_TW" w:bidi="zh_TW"/>
+        </w:rPr>
+        <w:t>馬可福音1:14–15</w:t>
+      </w:r>
     </w:p>
     <w:p>
       <w:pPr>
@@ -847,18 +757,12 @@
           <w:lang w:val="zh_TW" w:bidi="zh_TW"/>
         </w:rPr>
       </w:r>
-      <w:hyperlink r:id="rId28">
-        <w:r>
-          <w:rPr>
-            <w:lang w:val="zh_TW" w:bidi="zh_TW"/>
-          </w:rPr>
-          <w:rPr>
-            <w:color w:val="0000EE"/>
-            <w:u w:val="single"/>
-          </w:rPr>
-          <w:t>馬太福音10:26</w:t>
-        </w:r>
-      </w:hyperlink>
+      <w:r>
+        <w:rPr>
+          <w:lang w:val="zh_TW" w:bidi="zh_TW"/>
+        </w:rPr>
+        <w:t>馬太福音10:26</w:t>
+      </w:r>
     </w:p>
     <w:p>
       <w:pPr>
